--- a/public/word/templates/template-daftar-ulang-phpword.docx
+++ b/public/word/templates/template-daftar-ulang-phpword.docx
@@ -2428,37 +2428,6 @@
       </w:r>
       <w:r>
         <w:br/>
-      </w:r>
-      <w:r>
-        <w:br/>
-      </w:r>
-      <w:proofErr w:type="spellStart"/>
-      <w:r>
-        <w:t>Tempat</w:t>
-      </w:r>
-      <w:proofErr w:type="spellEnd"/>
-      <w:r>
-        <w:t xml:space="preserve"> Tinggal </w:t>
-      </w:r>
-      <w:r>
-        <w:tab/>
-      </w:r>
-      <w:r>
-        <w:tab/>
-      </w:r>
-      <w:r>
-        <w:tab/>
-      </w:r>
-      <w:r>
-        <w:t>: ${</w:t>
-      </w:r>
-      <w:proofErr w:type="spellStart"/>
-      <w:r>
-        <w:t>tempat_tinggal</w:t>
-      </w:r>
-      <w:proofErr w:type="spellEnd"/>
-      <w:r>
-        <w:t>}</w:t>
       </w:r>
       <w:r>
         <w:br/>
@@ -3171,7 +3140,6 @@
       </w:pPr>
       <w:proofErr w:type="spellStart"/>
       <w:r>
-        <w:lastRenderedPageBreak/>
         <w:t>Berkas</w:t>
       </w:r>
       <w:proofErr w:type="spellEnd"/>
@@ -3193,6 +3161,7 @@
         </w:tabs>
       </w:pPr>
       <w:r>
+        <w:lastRenderedPageBreak/>
         <w:t>Foto Kopi KK</w:t>
       </w:r>
     </w:p>
@@ -4202,6 +4171,7 @@
   <w:style w:type="character" w:default="1" w:styleId="DefaultParagraphFont">
     <w:name w:val="Default Paragraph Font"/>
     <w:uiPriority w:val="1"/>
+    <w:semiHidden/>
     <w:unhideWhenUsed/>
   </w:style>
   <w:style w:type="table" w:default="1" w:styleId="TableNormal">

--- a/public/word/templates/template-daftar-ulang-phpword.docx
+++ b/public/word/templates/template-daftar-ulang-phpword.docx
@@ -2453,6 +2453,17 @@
       <w:r>
         <w:t>}</w:t>
       </w:r>
+    </w:p>
+    <w:p>
+      <w:pPr>
+        <w:pStyle w:val="Header"/>
+        <w:tabs>
+          <w:tab w:val="clear" w:pos="4680"/>
+          <w:tab w:val="clear" w:pos="9360"/>
+          <w:tab w:val="left" w:pos="424"/>
+          <w:tab w:val="left" w:pos="2127"/>
+        </w:tabs>
+      </w:pPr>
       <w:r>
         <w:br/>
       </w:r>
@@ -3140,6 +3151,7 @@
       </w:pPr>
       <w:proofErr w:type="spellStart"/>
       <w:r>
+        <w:lastRenderedPageBreak/>
         <w:t>Berkas</w:t>
       </w:r>
       <w:proofErr w:type="spellEnd"/>
@@ -3161,7 +3173,6 @@
         </w:tabs>
       </w:pPr>
       <w:r>
-        <w:lastRenderedPageBreak/>
         <w:t>Foto Kopi KK</w:t>
       </w:r>
     </w:p>
